--- a/landing/src/content/docs/concepts/what-it-is.md.docx
+++ b/landing/src/content/docs/concepts/what-it-is.md.docx
@@ -85,6 +85,7 @@
           <w:numId w:val="1"/>
         </w:numPr>
         <w:ind w:left="720" w:hanging="360"/>
+        <w:rPr/>
       </w:pPr>
       <w:r>
         <w:rPr>
@@ -100,6 +101,7 @@
           <w:numId w:val="1"/>
         </w:numPr>
         <w:ind w:left="720" w:hanging="360"/>
+        <w:rPr/>
       </w:pPr>
       <w:r>
         <w:rPr>
@@ -115,6 +117,7 @@
           <w:numId w:val="1"/>
         </w:numPr>
         <w:ind w:left="720" w:hanging="360"/>
+        <w:rPr/>
       </w:pPr>
       <w:r>
         <w:rPr>
@@ -130,6 +133,7 @@
           <w:numId w:val="1"/>
         </w:numPr>
         <w:ind w:left="720" w:hanging="360"/>
+        <w:rPr/>
       </w:pPr>
       <w:r>
         <w:rPr>
@@ -145,6 +149,7 @@
           <w:numId w:val="1"/>
         </w:numPr>
         <w:ind w:left="720" w:hanging="360"/>
+        <w:rPr/>
       </w:pPr>
       <w:r>
         <w:rPr>
@@ -160,6 +165,7 @@
           <w:numId w:val="1"/>
         </w:numPr>
         <w:ind w:left="720" w:hanging="360"/>
+        <w:rPr/>
       </w:pPr>
       <w:r>
         <w:rPr>
@@ -285,7 +291,7 @@
         <w:pStyle w:val="Heading2"/>
         <w:rPr/>
       </w:pPr>
-      <w:bookmarkStart w:colFirst="0" w:colLast="0" w:name="_nou4bkv65f9c" w:id="0"/>
+      <w:bookmarkStart w:colFirst="0" w:colLast="0" w:name="_qyqduu1k1jpn" w:id="0"/>
       <w:bookmarkEnd w:id="0"/>
       <w:r>
         <w:rPr>
@@ -338,7 +344,7 @@
         <w:rPr>
           <w:rtl w:val="0"/>
         </w:rPr>
-        <w:t xml:space="preserve">Ask, Plan, and Agent are enforced interaction modes. The built-in tool catalog contains 50 tools, including </w:t>
+        <w:t xml:space="preserve">Ask, Plan, and Agent are enforced interaction modes. The built-in tool catalog contains 59 tools, including </w:t>
       </w:r>
       <w:r>
         <w:rPr>
@@ -360,7 +366,7 @@
         <w:pStyle w:val="Heading2"/>
         <w:rPr/>
       </w:pPr>
-      <w:bookmarkStart w:colFirst="0" w:colLast="0" w:name="_8xhwdbnipvq" w:id="1"/>
+      <w:bookmarkStart w:colFirst="0" w:colLast="0" w:name="_jhyp9phtzwd" w:id="1"/>
       <w:bookmarkEnd w:id="1"/>
       <w:r>
         <w:rPr>
@@ -421,7 +427,7 @@
         <w:pStyle w:val="Heading2"/>
         <w:rPr/>
       </w:pPr>
-      <w:bookmarkStart w:colFirst="0" w:colLast="0" w:name="_d00gymwqyg4k" w:id="2"/>
+      <w:bookmarkStart w:colFirst="0" w:colLast="0" w:name="_481ubxbatbh3" w:id="2"/>
       <w:bookmarkEnd w:id="2"/>
       <w:r>
         <w:rPr>
@@ -437,6 +443,7 @@
           <w:numId w:val="1"/>
         </w:numPr>
         <w:ind w:left="720" w:hanging="360"/>
+        <w:rPr/>
       </w:pPr>
       <w:r>
         <w:rPr>
@@ -452,6 +459,7 @@
           <w:numId w:val="1"/>
         </w:numPr>
         <w:ind w:left="720" w:hanging="360"/>
+        <w:rPr/>
       </w:pPr>
       <w:r>
         <w:rPr>
@@ -481,6 +489,7 @@
           <w:numId w:val="1"/>
         </w:numPr>
         <w:ind w:left="720" w:hanging="360"/>
+        <w:rPr/>
       </w:pPr>
       <w:r>
         <w:rPr>
@@ -496,6 +505,7 @@
           <w:numId w:val="1"/>
         </w:numPr>
         <w:ind w:left="720" w:hanging="360"/>
+        <w:rPr/>
       </w:pPr>
       <w:r>
         <w:rPr>
@@ -511,6 +521,7 @@
           <w:numId w:val="1"/>
         </w:numPr>
         <w:ind w:left="720" w:hanging="360"/>
+        <w:rPr/>
       </w:pPr>
       <w:r>
         <w:rPr>
@@ -552,7 +563,7 @@
         <w:pStyle w:val="Heading2"/>
         <w:rPr/>
       </w:pPr>
-      <w:bookmarkStart w:colFirst="0" w:colLast="0" w:name="_hgf7junye886" w:id="3"/>
+      <w:bookmarkStart w:colFirst="0" w:colLast="0" w:name="_8rt9s6pt7avu" w:id="3"/>
       <w:bookmarkEnd w:id="3"/>
       <w:r>
         <w:rPr>
